--- a/docs/Plan de pruebas v1 — PrestaShop.docx
+++ b/docs/Plan de pruebas v1 — PrestaShop.docx
@@ -93,7 +93,7 @@
                 <w:sz w:val="20"/>
                 <w:szCs w:val="20"/>
               </w:rPr>
-              <w:t xml:space="preserve"> Dice qué se prueba en la demo de PrestaShop y qué no, cómo, con qué entorno, quién, cuándo y cuándo se da por terminado. Se basa en el Documento de Alcance de Calidad (QA-ALC-001, v1.1). Lo que todavía no se sabe queda como «por completar».</w:t>
+              <w:t xml:space="preserve"> Plan de las pruebas manuales del Módulo 1 sobre la demo de PrestaShop. Parte del Documento de Alcance de Calidad (QA-ALC-001, v1.1) y suma lo aprendido en la semana 2. Lo que aún no está definido queda como «por completar».</w:t>
             </w:r>
           </w:p>
         </w:tc>
@@ -505,7 +505,7 @@
       </w:r>
       <w:r>
         <w:rPr/>
-        <w:t xml:space="preserve"> verificar que un cliente pueda crear una cuenta o iniciar sesión, encontrar un producto, agregarlo al carrito y completar la compra sin errores y con totales correctos; que el flujo de compra sea usable con teclado y lector de pantalla; y que un empleado pueda ver ese pedido en el back office.</w:t>
+        <w:t xml:space="preserve"> comprobar que un cliente pueda comprar de principio a fin (cuenta, búsqueda, carrito y checkout) sin errores y con el total correcto, y que ese flujo se pueda usar con teclado y lector de pantalla. Después, que el pedido aparezca en el back office.</w:t>
       </w:r>
     </w:p>
     <w:tbl>

--- a/docs/Plan de pruebas v1 — PrestaShop.docx
+++ b/docs/Plan de pruebas v1 — PrestaShop.docx
@@ -93,7 +93,7 @@
                 <w:sz w:val="20"/>
                 <w:szCs w:val="20"/>
               </w:rPr>
-              <w:t xml:space="preserve"> Plan de las pruebas manuales del Módulo 1 sobre la demo de PrestaShop. Parte del Documento de Alcance de Calidad (QA-ALC-001, v1.1) y suma lo aprendido en la semana 2. Lo que aún no está definido queda como «por completar».</w:t>
+              <w:t xml:space="preserve"> Plan de las pruebas manuales del Módulo 1 sobre la demo de PrestaShop. Parte del Documento de Alcance de Calidad (QA-ALC-001, v1.2) y suma lo aprendido en las semanas 2 y 3. Lo que aún no está definido queda como «por completar».</w:t>
             </w:r>
           </w:p>
         </w:tc>
@@ -330,7 +330,7 @@
                 <w:sz w:val="18"/>
                 <w:szCs w:val="18"/>
               </w:rPr>
-              <w:t xml:space="preserve">v1 · 19 de octubre de 2026</w:t>
+              <w:t xml:space="preserve">v1.1 · 21 de octubre de 2026 (v1 del 19 de octubre de 2026)</w:t>
             </w:r>
           </w:p>
         </w:tc>
@@ -396,7 +396,7 @@
                 <w:sz w:val="18"/>
                 <w:szCs w:val="18"/>
               </w:rPr>
-              <w:t xml:space="preserve">Documento de Alcance de Calidad — PrestaShop (QA-ALC-001, v1.1)</w:t>
+              <w:t xml:space="preserve">Documento de Alcance de Calidad — PrestaShop (QA-ALC-001, v1.2)</w:t>
             </w:r>
           </w:p>
         </w:tc>
@@ -1908,7 +1908,7 @@
                 <w:sz w:val="18"/>
                 <w:szCs w:val="18"/>
               </w:rPr>
-              <w:t xml:space="preserve">Diseñados con partición de equivalencia y valores límite. Hechos para M04 (12 casos en Casos de prueba manuales v1); M01, M02 y M05 por completar.</w:t>
+              <w:t xml:space="preserve">Diseñados con partición de equivalencia y valores límite. Hechos para M04 (12 casos en Casos de prueba manuales v1); M01 tiene los 4 casos de la tabla de decisión; M02 y M05 por completar.</w:t>
             </w:r>
           </w:p>
         </w:tc>
@@ -1971,7 +1971,7 @@
                 <w:sz w:val="18"/>
                 <w:szCs w:val="18"/>
               </w:rPr>
-              <w:t xml:space="preserve">Para reglas que combinan varias condiciones (por ejemplo, checkout como invitado o con cuenta). Por completar en docs/tabla-decision-v1.</w:t>
+              <w:t xml:space="preserve">Para reglas que combinan varias condiciones. Tabla de decisión v1 — PrestaShop: registro de cuenta con 3 condiciones, 8 combinaciones, 4 reglas y 4 casos (TD-01 a TD-04).</w:t>
             </w:r>
           </w:p>
         </w:tc>
@@ -2034,7 +2034,7 @@
                 <w:sz w:val="18"/>
                 <w:szCs w:val="18"/>
               </w:rPr>
-              <w:t xml:space="preserve">Sesiones con charter, notas etiquetadas (D, P, I, O) y balance de tiempo, de 60 a 90 minutos. La primera es docs/sesion-exploratoria-1.md, sobre el registro de cuenta (M01).</w:t>
+              <w:t xml:space="preserve">Sesiones con charter, notas etiquetadas (D, P, I, O) y balance de tiempo, de 60 a 90 minutos. La primera es docs/sesion-exploratoria-1.md, sobre el registro de cuenta (M01), hecha el 21 de octubre de 2026: dejó DEF-03 y DEF-04.</w:t>
             </w:r>
           </w:p>
         </w:tc>
@@ -2259,7 +2259,7 @@
       </w:pPr>
       <w:r>
         <w:rPr/>
-        <w:t xml:space="preserve">Cada criterio se responde con sí o no. La última columna muestra el estado al 19 de octubre de 2026.</w:t>
+        <w:t xml:space="preserve">Cada criterio se responde con sí o no. La última columna muestra el estado al 21 de octubre de 2026.</w:t>
       </w:r>
     </w:p>
     <w:tbl>
@@ -2744,7 +2744,7 @@
                 <w:sz w:val="18"/>
                 <w:szCs w:val="18"/>
               </w:rPr>
-              <w:t xml:space="preserve">No: solo M04 tiene casos; M05 se probó en accesibilidad.</w:t>
+              <w:t xml:space="preserve">No: M04 tiene casos; M01 tiene la tabla de decisión (1 de 4 casos ejecutado); M05 se probó en accesibilidad; M02 sin casos.</w:t>
             </w:r>
           </w:p>
         </w:tc>
@@ -2836,7 +2836,7 @@
                 <w:sz w:val="18"/>
                 <w:szCs w:val="18"/>
               </w:rPr>
-              <w:t xml:space="preserve">No: R4, R6 y R7 sin casos.</w:t>
+              <w:t xml:space="preserve">No: R4 y R7 sin casos.</w:t>
             </w:r>
           </w:p>
         </w:tc>
@@ -2928,7 +2928,7 @@
                 <w:sz w:val="18"/>
                 <w:szCs w:val="18"/>
               </w:rPr>
-              <w:t xml:space="preserve">Sí: 5 en el Reporte de defectos v1.</w:t>
+              <w:t xml:space="preserve">Sí: 7 en el Reporte de defectos v1 (5 en Jira y 2 por registrar).</w:t>
             </w:r>
           </w:p>
         </w:tc>
@@ -3020,7 +3020,7 @@
                 <w:sz w:val="18"/>
                 <w:szCs w:val="18"/>
               </w:rPr>
-              <w:t xml:space="preserve">Por completar.</w:t>
+              <w:t xml:space="preserve">Sí: sesión exploratoria 1 (21-oct-2026), con notas y 2 defectos.</w:t>
             </w:r>
           </w:p>
         </w:tc>
@@ -3112,7 +3112,7 @@
                 <w:sz w:val="18"/>
                 <w:szCs w:val="18"/>
               </w:rPr>
-              <w:t xml:space="preserve">Sí: el más grave (DEF-02) es de severidad alta.</w:t>
+              <w:t xml:space="preserve">Sí: los más graves (DEF-02 y A11Y-02) son de severidad alta.</w:t>
             </w:r>
           </w:p>
         </w:tc>
@@ -4191,7 +4191,7 @@
                 <w:sz w:val="18"/>
                 <w:szCs w:val="18"/>
               </w:rPr>
-              <w:t xml:space="preserve">Por completar</w:t>
+              <w:t xml:space="preserve">21-oct-2026 (hecho)</w:t>
             </w:r>
           </w:p>
         </w:tc>
@@ -4283,7 +4283,7 @@
                 <w:sz w:val="18"/>
                 <w:szCs w:val="18"/>
               </w:rPr>
-              <w:t xml:space="preserve">19-oct-2026</w:t>
+              <w:t xml:space="preserve">19-oct-2026 (hecho); actualizados el 21-oct-2026</w:t>
             </w:r>
           </w:p>
         </w:tc>
@@ -4317,7 +4317,99 @@
                 <w:sz w:val="18"/>
                 <w:szCs w:val="18"/>
               </w:rPr>
-              <w:t xml:space="preserve">Casos de M01, M02 y M05</w:t>
+              <w:t xml:space="preserve">Tabla de decisión v1 (M01)</w:t>
+            </w:r>
+          </w:p>
+        </w:tc>
+        <w:tc>
+          <w:tcPr>
+            <w:tcW w:w="2400" w:type="dxa"/>
+            <w:tcBorders>
+              <w:top w:val="single" w:sz="4" w:space="0" w:color="C9CFD4"/>
+              <w:left w:val="single" w:sz="4" w:space="0" w:color="C9CFD4"/>
+              <w:bottom w:val="single" w:sz="4" w:space="0" w:color="C9CFD4"/>
+              <w:right w:val="single" w:sz="4" w:space="0" w:color="C9CFD4"/>
+            </w:tcBorders>
+            <w:tcMar>
+              <w:top w:w="70" w:type="dxa"/>
+              <w:left w:w="100" w:type="dxa"/>
+              <w:bottom w:w="70" w:type="dxa"/>
+              <w:right w:w="100" w:type="dxa"/>
+            </w:tcMar>
+          </w:tcPr>
+          <w:p>
+            <w:pPr>
+              <w:spacing w:after="30"/>
+            </w:pPr>
+            <w:r>
+              <w:rPr>
+                <w:sz w:val="18"/>
+                <w:szCs w:val="18"/>
+              </w:rPr>
+              <w:t xml:space="preserve">Dante Tárraga</w:t>
+            </w:r>
+          </w:p>
+        </w:tc>
+        <w:tc>
+          <w:tcPr>
+            <w:tcW w:w="2400" w:type="dxa"/>
+            <w:tcBorders>
+              <w:top w:val="single" w:sz="4" w:space="0" w:color="C9CFD4"/>
+              <w:left w:val="single" w:sz="4" w:space="0" w:color="C9CFD4"/>
+              <w:bottom w:val="single" w:sz="4" w:space="0" w:color="C9CFD4"/>
+              <w:right w:val="single" w:sz="4" w:space="0" w:color="C9CFD4"/>
+            </w:tcBorders>
+            <w:tcMar>
+              <w:top w:w="70" w:type="dxa"/>
+              <w:left w:w="100" w:type="dxa"/>
+              <w:bottom w:w="70" w:type="dxa"/>
+              <w:right w:w="100" w:type="dxa"/>
+            </w:tcMar>
+          </w:tcPr>
+          <w:p>
+            <w:pPr>
+              <w:spacing w:after="30"/>
+            </w:pPr>
+            <w:r>
+              <w:rPr>
+                <w:sz w:val="18"/>
+                <w:szCs w:val="18"/>
+              </w:rPr>
+              <w:t xml:space="preserve">21-oct-2026 (hecho)</w:t>
+            </w:r>
+          </w:p>
+        </w:tc>
+      </w:tr>
+      <w:tr>
+        <w:trPr>
+          <w:cantSplit/>
+        </w:trPr>
+        <w:tc>
+          <w:tcPr>
+            <w:tcW w:w="4560" w:type="dxa"/>
+            <w:tcBorders>
+              <w:top w:val="single" w:sz="4" w:space="0" w:color="C9CFD4"/>
+              <w:left w:val="single" w:sz="4" w:space="0" w:color="C9CFD4"/>
+              <w:bottom w:val="single" w:sz="4" w:space="0" w:color="C9CFD4"/>
+              <w:right w:val="single" w:sz="4" w:space="0" w:color="C9CFD4"/>
+            </w:tcBorders>
+            <w:tcMar>
+              <w:top w:w="70" w:type="dxa"/>
+              <w:left w:w="100" w:type="dxa"/>
+              <w:bottom w:w="70" w:type="dxa"/>
+              <w:right w:w="100" w:type="dxa"/>
+            </w:tcMar>
+          </w:tcPr>
+          <w:p>
+            <w:pPr>
+              <w:spacing w:after="30"/>
+            </w:pPr>
+            <w:r>
+              <w:rPr>
+                <w:sz w:val="18"/>
+                <w:szCs w:val="18"/>
+              </w:rPr>
+              <w:t xml:space="preserve">Casos pendientes de M01 (TD-01, TD-03 y TD-04), M02 y M05</w:t>
             </w:r>
           </w:p>
         </w:tc>
@@ -5094,7 +5186,7 @@
       </w:pPr>
       <w:r>
         <w:rPr/>
-        <w:t xml:space="preserve">Tabla de decisión v1: por completar.</w:t>
+        <w:t xml:space="preserve">Tabla de decisión v1 — PrestaShop (registro de cuenta).</w:t>
       </w:r>
     </w:p>
     <w:p>

--- a/docs/Plan de pruebas v1 — PrestaShop.docx
+++ b/docs/Plan de pruebas v1 — PrestaShop.docx
@@ -330,7 +330,7 @@
                 <w:sz w:val="18"/>
                 <w:szCs w:val="18"/>
               </w:rPr>
-              <w:t xml:space="preserve">v1.1 · 21 de octubre de 2026 (v1 del 19 de octubre de 2026)</w:t>
+              <w:t xml:space="preserve">v1.1 · 21 de octubre de 2026</w:t>
             </w:r>
           </w:p>
         </w:tc>
@@ -1908,7 +1908,7 @@
                 <w:sz w:val="18"/>
                 <w:szCs w:val="18"/>
               </w:rPr>
-              <w:t xml:space="preserve">Diseñados con partición de equivalencia y valores límite. Hechos para M04 (12 casos en Casos de prueba manuales v1); M01 tiene los 4 casos de la tabla de decisión; M02 y M05 por completar.</w:t>
+              <w:t xml:space="preserve">Partición de equivalencia y valores límite. Hechos: M04 (12 casos), M02 (18 casos) y M01 (4 casos de la tabla de decisión). Falta M05.</w:t>
             </w:r>
           </w:p>
         </w:tc>
@@ -1971,7 +1971,7 @@
                 <w:sz w:val="18"/>
                 <w:szCs w:val="18"/>
               </w:rPr>
-              <w:t xml:space="preserve">Para reglas que combinan varias condiciones. Tabla de decisión v1 — PrestaShop: registro de cuenta con 3 condiciones, 8 combinaciones, 4 reglas y 4 casos (TD-01 a TD-04).</w:t>
+              <w:t xml:space="preserve">Para reglas con varias condiciones. Tabla de decisión v1: registro de cuenta (3 condiciones y 4 casos).</w:t>
             </w:r>
           </w:p>
         </w:tc>
@@ -2034,7 +2034,7 @@
                 <w:sz w:val="18"/>
                 <w:szCs w:val="18"/>
               </w:rPr>
-              <w:t xml:space="preserve">Sesiones con charter, notas etiquetadas (D, P, I, O) y balance de tiempo, de 60 a 90 minutos. La primera es docs/sesion-exploratoria-1.md, sobre el registro de cuenta (M01), hecha el 21 de octubre de 2026: dejó DEF-03 y DEF-04.</w:t>
+              <w:t xml:space="preserve">Sesiones con charter, notas (D, P, I, O) y tiempo fijo de 60 a 90 minutos. Sesión 1: registro de cuenta (21-oct-2026), con 2 defectos.</w:t>
             </w:r>
           </w:p>
         </w:tc>
@@ -2744,7 +2744,7 @@
                 <w:sz w:val="18"/>
                 <w:szCs w:val="18"/>
               </w:rPr>
-              <w:t xml:space="preserve">No: M04 tiene casos; M01 tiene la tabla de decisión (1 de 4 casos ejecutado); M05 se probó en accesibilidad; M02 sin casos.</w:t>
+              <w:t xml:space="preserve">No: faltan casos funcionales de M05 y ejecutar 3 casos de M01.</w:t>
             </w:r>
           </w:p>
         </w:tc>
@@ -2836,7 +2836,7 @@
                 <w:sz w:val="18"/>
                 <w:szCs w:val="18"/>
               </w:rPr>
-              <w:t xml:space="preserve">No: R4 y R7 sin casos.</w:t>
+              <w:t xml:space="preserve">No: R4 sin casos.</w:t>
             </w:r>
           </w:p>
         </w:tc>
@@ -2928,7 +2928,7 @@
                 <w:sz w:val="18"/>
                 <w:szCs w:val="18"/>
               </w:rPr>
-              <w:t xml:space="preserve">Sí: 7 en el Reporte de defectos v1 (5 en Jira y 2 por registrar).</w:t>
+              <w:t xml:space="preserve">Sí: 8 en el reporte (3 por registrar en Jira).</w:t>
             </w:r>
           </w:p>
         </w:tc>
@@ -3020,7 +3020,7 @@
                 <w:sz w:val="18"/>
                 <w:szCs w:val="18"/>
               </w:rPr>
-              <w:t xml:space="preserve">Sí: sesión exploratoria 1 (21-oct-2026), con notas y 2 defectos.</w:t>
+              <w:t xml:space="preserve">Sí: sesión exploratoria 1 (21-oct-2026).</w:t>
             </w:r>
           </w:p>
         </w:tc>
@@ -4283,7 +4283,7 @@
                 <w:sz w:val="18"/>
                 <w:szCs w:val="18"/>
               </w:rPr>
-              <w:t xml:space="preserve">19-oct-2026 (hecho); actualizados el 21-oct-2026</w:t>
+              <w:t xml:space="preserve">19-oct-2026 (hecho)</w:t>
             </w:r>
           </w:p>
         </w:tc>
@@ -4409,7 +4409,99 @@
                 <w:sz w:val="18"/>
                 <w:szCs w:val="18"/>
               </w:rPr>
-              <w:t xml:space="preserve">Casos pendientes de M01 (TD-01, TD-03 y TD-04), M02 y M05</w:t>
+              <w:t xml:space="preserve">Casos del catálogo v1 (M02)</w:t>
+            </w:r>
+          </w:p>
+        </w:tc>
+        <w:tc>
+          <w:tcPr>
+            <w:tcW w:w="2400" w:type="dxa"/>
+            <w:tcBorders>
+              <w:top w:val="single" w:sz="4" w:space="0" w:color="C9CFD4"/>
+              <w:left w:val="single" w:sz="4" w:space="0" w:color="C9CFD4"/>
+              <w:bottom w:val="single" w:sz="4" w:space="0" w:color="C9CFD4"/>
+              <w:right w:val="single" w:sz="4" w:space="0" w:color="C9CFD4"/>
+            </w:tcBorders>
+            <w:tcMar>
+              <w:top w:w="70" w:type="dxa"/>
+              <w:left w:w="100" w:type="dxa"/>
+              <w:bottom w:w="70" w:type="dxa"/>
+              <w:right w:w="100" w:type="dxa"/>
+            </w:tcMar>
+          </w:tcPr>
+          <w:p>
+            <w:pPr>
+              <w:spacing w:after="30"/>
+            </w:pPr>
+            <w:r>
+              <w:rPr>
+                <w:sz w:val="18"/>
+                <w:szCs w:val="18"/>
+              </w:rPr>
+              <w:t xml:space="preserve">Dante Tárraga</w:t>
+            </w:r>
+          </w:p>
+        </w:tc>
+        <w:tc>
+          <w:tcPr>
+            <w:tcW w:w="2400" w:type="dxa"/>
+            <w:tcBorders>
+              <w:top w:val="single" w:sz="4" w:space="0" w:color="C9CFD4"/>
+              <w:left w:val="single" w:sz="4" w:space="0" w:color="C9CFD4"/>
+              <w:bottom w:val="single" w:sz="4" w:space="0" w:color="C9CFD4"/>
+              <w:right w:val="single" w:sz="4" w:space="0" w:color="C9CFD4"/>
+            </w:tcBorders>
+            <w:tcMar>
+              <w:top w:w="70" w:type="dxa"/>
+              <w:left w:w="100" w:type="dxa"/>
+              <w:bottom w:w="70" w:type="dxa"/>
+              <w:right w:w="100" w:type="dxa"/>
+            </w:tcMar>
+          </w:tcPr>
+          <w:p>
+            <w:pPr>
+              <w:spacing w:after="30"/>
+            </w:pPr>
+            <w:r>
+              <w:rPr>
+                <w:sz w:val="18"/>
+                <w:szCs w:val="18"/>
+              </w:rPr>
+              <w:t xml:space="preserve">21-oct-2026 (hecho)</w:t>
+            </w:r>
+          </w:p>
+        </w:tc>
+      </w:tr>
+      <w:tr>
+        <w:trPr>
+          <w:cantSplit/>
+        </w:trPr>
+        <w:tc>
+          <w:tcPr>
+            <w:tcW w:w="4560" w:type="dxa"/>
+            <w:tcBorders>
+              <w:top w:val="single" w:sz="4" w:space="0" w:color="C9CFD4"/>
+              <w:left w:val="single" w:sz="4" w:space="0" w:color="C9CFD4"/>
+              <w:bottom w:val="single" w:sz="4" w:space="0" w:color="C9CFD4"/>
+              <w:right w:val="single" w:sz="4" w:space="0" w:color="C9CFD4"/>
+            </w:tcBorders>
+            <w:tcMar>
+              <w:top w:w="70" w:type="dxa"/>
+              <w:left w:w="100" w:type="dxa"/>
+              <w:bottom w:w="70" w:type="dxa"/>
+              <w:right w:w="100" w:type="dxa"/>
+            </w:tcMar>
+          </w:tcPr>
+          <w:p>
+            <w:pPr>
+              <w:spacing w:after="30"/>
+            </w:pPr>
+            <w:r>
+              <w:rPr>
+                <w:sz w:val="18"/>
+                <w:szCs w:val="18"/>
+              </w:rPr>
+              <w:t xml:space="preserve">Casos pendientes de M01 y M05</w:t>
             </w:r>
           </w:p>
         </w:tc>
@@ -5186,7 +5278,21 @@
       </w:pPr>
       <w:r>
         <w:rPr/>
-        <w:t xml:space="preserve">Tabla de decisión v1 — PrestaShop (registro de cuenta).</w:t>
+        <w:t xml:space="preserve">Tabla de decisión v1 — PrestaShop.</w:t>
+      </w:r>
+    </w:p>
+    <w:p>
+      <w:pPr>
+        <w:pStyle w:val="Prrafodelista"/>
+        <w:numPr>
+          <w:ilvl w:val="0"/>
+          <w:numId w:val="2"/>
+        </w:numPr>
+        <w:spacing w:after="80" w:line="290" w:lineRule="auto"/>
+      </w:pPr>
+      <w:r>
+        <w:rPr/>
+        <w:t xml:space="preserve">Casos del catálogo v1 (docs/casos-catalogo-v1.md).</w:t>
       </w:r>
     </w:p>
     <w:p>

--- a/docs/Plan de pruebas v1 — PrestaShop.docx
+++ b/docs/Plan de pruebas v1 — PrestaShop.docx
@@ -1908,7 +1908,7 @@
                 <w:sz w:val="18"/>
                 <w:szCs w:val="18"/>
               </w:rPr>
-              <w:t xml:space="preserve">Partición de equivalencia y valores límite. Hechos: M04 (12 casos), M02 (18 casos) y M01 (4 casos de la tabla de decisión). Falta M05.</w:t>
+              <w:t xml:space="preserve">Partición de equivalencia y valores límite. Hechos: M04 (12 casos), M02 (18 casos), M05 (9 casos del checkout) y M01 (4 casos de la tabla de decisión).</w:t>
             </w:r>
           </w:p>
         </w:tc>
@@ -2744,7 +2744,7 @@
                 <w:sz w:val="18"/>
                 <w:szCs w:val="18"/>
               </w:rPr>
-              <w:t xml:space="preserve">No: faltan casos funcionales de M05 y ejecutar 3 casos de M01.</w:t>
+              <w:t xml:space="preserve">Casi: los 4 módulos tienen casos; faltan ejecutar 3 casos de M01 que necesitan contraseña.</w:t>
             </w:r>
           </w:p>
         </w:tc>
@@ -2836,7 +2836,7 @@
                 <w:sz w:val="18"/>
                 <w:szCs w:val="18"/>
               </w:rPr>
-              <w:t xml:space="preserve">No: R4 sin casos.</w:t>
+              <w:t xml:space="preserve">Sí: los 7 requisitos tienen casos.</w:t>
             </w:r>
           </w:p>
         </w:tc>
@@ -2928,7 +2928,7 @@
                 <w:sz w:val="18"/>
                 <w:szCs w:val="18"/>
               </w:rPr>
-              <w:t xml:space="preserve">Sí: 8 en el reporte (3 por registrar en Jira).</w:t>
+              <w:t xml:space="preserve">Sí: 8 en el reporte, todos en Jira.</w:t>
             </w:r>
           </w:p>
         </w:tc>
@@ -4501,7 +4501,7 @@
                 <w:sz w:val="18"/>
                 <w:szCs w:val="18"/>
               </w:rPr>
-              <w:t xml:space="preserve">Casos pendientes de M01 y M05</w:t>
+              <w:t xml:space="preserve">Casos del checkout y compra completa (M05, R4)</w:t>
             </w:r>
           </w:p>
         </w:tc>
@@ -4559,7 +4559,7 @@
                 <w:sz w:val="18"/>
                 <w:szCs w:val="18"/>
               </w:rPr>
-              <w:t xml:space="preserve">Por completar</w:t>
+              <w:t xml:space="preserve">21-oct-2026 (hecho)</w:t>
             </w:r>
           </w:p>
         </w:tc>
@@ -4593,6 +4593,98 @@
                 <w:sz w:val="18"/>
                 <w:szCs w:val="18"/>
               </w:rPr>
+              <w:t xml:space="preserve">TD-01, TD-03 y TD-04 (necesitan contraseña)</w:t>
+            </w:r>
+          </w:p>
+        </w:tc>
+        <w:tc>
+          <w:tcPr>
+            <w:tcW w:w="2400" w:type="dxa"/>
+            <w:tcBorders>
+              <w:top w:val="single" w:sz="4" w:space="0" w:color="C9CFD4"/>
+              <w:left w:val="single" w:sz="4" w:space="0" w:color="C9CFD4"/>
+              <w:bottom w:val="single" w:sz="4" w:space="0" w:color="C9CFD4"/>
+              <w:right w:val="single" w:sz="4" w:space="0" w:color="C9CFD4"/>
+            </w:tcBorders>
+            <w:tcMar>
+              <w:top w:w="70" w:type="dxa"/>
+              <w:left w:w="100" w:type="dxa"/>
+              <w:bottom w:w="70" w:type="dxa"/>
+              <w:right w:w="100" w:type="dxa"/>
+            </w:tcMar>
+          </w:tcPr>
+          <w:p>
+            <w:pPr>
+              <w:spacing w:after="30"/>
+            </w:pPr>
+            <w:r>
+              <w:rPr>
+                <w:sz w:val="18"/>
+                <w:szCs w:val="18"/>
+              </w:rPr>
+              <w:t xml:space="preserve">Dante Tárraga</w:t>
+            </w:r>
+          </w:p>
+        </w:tc>
+        <w:tc>
+          <w:tcPr>
+            <w:tcW w:w="2400" w:type="dxa"/>
+            <w:tcBorders>
+              <w:top w:val="single" w:sz="4" w:space="0" w:color="C9CFD4"/>
+              <w:left w:val="single" w:sz="4" w:space="0" w:color="C9CFD4"/>
+              <w:bottom w:val="single" w:sz="4" w:space="0" w:color="C9CFD4"/>
+              <w:right w:val="single" w:sz="4" w:space="0" w:color="C9CFD4"/>
+            </w:tcBorders>
+            <w:tcMar>
+              <w:top w:w="70" w:type="dxa"/>
+              <w:left w:w="100" w:type="dxa"/>
+              <w:bottom w:w="70" w:type="dxa"/>
+              <w:right w:w="100" w:type="dxa"/>
+            </w:tcMar>
+          </w:tcPr>
+          <w:p>
+            <w:pPr>
+              <w:spacing w:after="30"/>
+            </w:pPr>
+            <w:r>
+              <w:rPr>
+                <w:sz w:val="18"/>
+                <w:szCs w:val="18"/>
+              </w:rPr>
+              <w:t xml:space="preserve">Próxima sesión</w:t>
+            </w:r>
+          </w:p>
+        </w:tc>
+      </w:tr>
+      <w:tr>
+        <w:trPr>
+          <w:cantSplit/>
+        </w:trPr>
+        <w:tc>
+          <w:tcPr>
+            <w:tcW w:w="4560" w:type="dxa"/>
+            <w:tcBorders>
+              <w:top w:val="single" w:sz="4" w:space="0" w:color="C9CFD4"/>
+              <w:left w:val="single" w:sz="4" w:space="0" w:color="C9CFD4"/>
+              <w:bottom w:val="single" w:sz="4" w:space="0" w:color="C9CFD4"/>
+              <w:right w:val="single" w:sz="4" w:space="0" w:color="C9CFD4"/>
+            </w:tcBorders>
+            <w:tcMar>
+              <w:top w:w="70" w:type="dxa"/>
+              <w:left w:w="100" w:type="dxa"/>
+              <w:bottom w:w="70" w:type="dxa"/>
+              <w:right w:w="100" w:type="dxa"/>
+            </w:tcMar>
+          </w:tcPr>
+          <w:p>
+            <w:pPr>
+              <w:spacing w:after="30"/>
+            </w:pPr>
+            <w:r>
+              <w:rPr>
+                <w:sz w:val="18"/>
+                <w:szCs w:val="18"/>
+              </w:rPr>
               <w:t xml:space="preserve">Revisión del plan</w:t>
             </w:r>
           </w:p>
@@ -4651,7 +4743,7 @@
                 <w:sz w:val="18"/>
                 <w:szCs w:val="18"/>
               </w:rPr>
-              <w:t xml:space="preserve">Por completar</w:t>
+              <w:t xml:space="preserve">Próxima clase</w:t>
             </w:r>
           </w:p>
         </w:tc>
@@ -5293,6 +5385,20 @@
       <w:r>
         <w:rPr/>
         <w:t xml:space="preserve">Casos del catálogo v1 (docs/casos-catalogo-v1.md).</w:t>
+      </w:r>
+    </w:p>
+    <w:p>
+      <w:pPr>
+        <w:pStyle w:val="Prrafodelista"/>
+        <w:numPr>
+          <w:ilvl w:val="0"/>
+          <w:numId w:val="2"/>
+        </w:numPr>
+        <w:spacing w:after="80" w:line="290" w:lineRule="auto"/>
+      </w:pPr>
+      <w:r>
+        <w:rPr/>
+        <w:t xml:space="preserve">Casos del checkout v1 (docs/casos-checkout-v1.md).</w:t>
       </w:r>
     </w:p>
     <w:p>
